--- a/docs/Flokefama-Website-Guide.docx
+++ b/docs/Flokefama-Website-Guide.docx
@@ -1413,7 +1413,7 @@
                 <w:sz w:val="19"/>
                 <w:szCs w:val="19"/>
               </w:rPr>
-              <w:t xml:space="preserve">Hero with the 3D dotted capsule over a faint head office photo; partners and clientele; the in-vitro diagnostics story; the product universe; testimonials</w:t>
+              <w:t xml:space="preserve">Hero with the 3D dotted capsule over a faint head office photo; partners and clientele; the in-vitro diagnostics story; the product universe; testimonials on their own light green band</w:t>
             </w:r>
           </w:p>
         </w:tc>
@@ -1801,7 +1801,7 @@
                 <w:sz w:val="19"/>
                 <w:szCs w:val="19"/>
               </w:rPr>
-              <w:t xml:space="preserve">Upcoming and past events (for example Floke Praise 2025 with its flyer) and Media Centre news. Events move from Upcoming to Past automatically</w:t>
+              <w:t xml:space="preserve">Upcoming and past events with a calendar-style date (for example Floke Praise 2025 with its flyer) and Media Centre news. Events move from Upcoming to Past automatically</w:t>
             </w:r>
           </w:p>
         </w:tc>
@@ -2092,7 +2092,7 @@
                 <w:sz w:val="19"/>
                 <w:szCs w:val="19"/>
               </w:rPr>
-              <w:t xml:space="preserve">Patient safety, community, education, governance and local industry</w:t>
+              <w:t xml:space="preserve">Environmental, Social &amp; Governance (written out in full at the top of the page): patient safety, community, education, governance and local industry</w:t>
             </w:r>
           </w:p>
         </w:tc>
@@ -8450,7 +8450,7 @@
                 <w:sz w:val="19"/>
                 <w:szCs w:val="19"/>
               </w:rPr>
-              <w:t xml:space="preserve">Brand green</w:t>
+              <w:t xml:space="preserve">Rule</w:t>
             </w:r>
           </w:p>
         </w:tc>
@@ -8480,7 +8480,7 @@
                 <w:sz w:val="19"/>
                 <w:szCs w:val="19"/>
               </w:rPr>
-              <w:t xml:space="preserve">#257847 with a scale from #EEF7F1 (tint) to #134228 (deep). Deep green gradients for the home hero and the service panel</w:t>
+              <w:t xml:space="preserve">Every colour comes from the logo: its green #00703A, its red #ED1C24 and white, plus lighter tints and deeper shades of the same green. The logo has no black or grey, so neither does the site</w:t>
             </w:r>
           </w:p>
         </w:tc>
@@ -8515,7 +8515,7 @@
                 <w:sz w:val="19"/>
                 <w:szCs w:val="19"/>
               </w:rPr>
-              <w:t xml:space="preserve">Signal red</w:t>
+              <w:t xml:space="preserve">Brand green</w:t>
             </w:r>
           </w:p>
         </w:tc>
@@ -8545,7 +8545,7 @@
                 <w:sz w:val="19"/>
                 <w:szCs w:val="19"/>
               </w:rPr>
-              <w:t xml:space="preserve">#E4283C, used sparingly (alerts, the logo dot)</w:t>
+              <w:t xml:space="preserve">#00703A (the logo green) for buttons, links and highlights, with tints from #EBF6F0 and shades to #004D28. Deep logo-green gradients for the home hero and the service panel</w:t>
             </w:r>
           </w:p>
         </w:tc>
@@ -8580,7 +8580,7 @@
                 <w:sz w:val="19"/>
                 <w:szCs w:val="19"/>
               </w:rPr>
-              <w:t xml:space="preserve">Neutrals</w:t>
+              <w:t xml:space="preserve">Logo red</w:t>
             </w:r>
           </w:p>
         </w:tc>
@@ -8610,7 +8610,7 @@
                 <w:sz w:val="19"/>
                 <w:szCs w:val="19"/>
               </w:rPr>
-              <w:t xml:space="preserve">Ink #0B1510, near-white canvas #F8F9FA, white paper, soft greys for lines and muted text. No blue or purple anywhere</w:t>
+              <w:t xml:space="preserve">#ED1C24, used sparingly (alerts, critical states, the logo dot)</w:t>
             </w:r>
           </w:p>
         </w:tc>
@@ -8645,7 +8645,7 @@
                 <w:sz w:val="19"/>
                 <w:szCs w:val="19"/>
               </w:rPr>
-              <w:t xml:space="preserve">Typefaces</w:t>
+              <w:t xml:space="preserve">Dark surfaces and text</w:t>
             </w:r>
           </w:p>
         </w:tc>
@@ -8675,7 +8675,7 @@
                 <w:sz w:val="19"/>
                 <w:szCs w:val="19"/>
               </w:rPr>
-              <w:t xml:space="preserve">Poppins for headings and text; Geist Sans for labels, numbers and small accents</w:t>
+              <w:t xml:space="preserve">Dark areas (menu bar, footer, page headers, portal sidebars, engineer portal) are deep logo greens from #003D20. Text is a very dark logo green (#062C19). Light backgrounds are white with a faint logo-green tint. No blue or purple anywhere</w:t>
             </w:r>
           </w:p>
         </w:tc>
@@ -8710,6 +8710,71 @@
                 <w:sz w:val="19"/>
                 <w:szCs w:val="19"/>
               </w:rPr>
+              <w:t xml:space="preserve">Typefaces</w:t>
+            </w:r>
+          </w:p>
+        </w:tc>
+        <w:tc>
+          <w:tcPr>
+            <w:tcW w:type="dxa" w:w="7638"/>
+            <w:tcBorders>
+              <w:top w:val="single" w:color="D5DED8" w:sz="4"/>
+              <w:left w:val="single" w:color="D5DED8" w:sz="4"/>
+              <w:bottom w:val="single" w:color="D5DED8" w:sz="4"/>
+              <w:right w:val="single" w:color="D5DED8" w:sz="4"/>
+            </w:tcBorders>
+            <w:shd w:fill="F6F8F7" w:color="auto" w:val="clear"/>
+            <w:tcMar>
+              <w:top w:type="dxa" w:w="80"/>
+              <w:left w:type="dxa" w:w="120"/>
+              <w:bottom w:type="dxa" w:w="80"/>
+              <w:right w:type="dxa" w:w="120"/>
+            </w:tcMar>
+          </w:tcPr>
+          <w:p>
+            <w:pPr>
+              <w:spacing w:after="30" w:line="260"/>
+            </w:pPr>
+            <w:r>
+              <w:rPr>
+                <w:sz w:val="19"/>
+                <w:szCs w:val="19"/>
+              </w:rPr>
+              <w:t xml:space="preserve">Poppins for headings and text; Geist Sans for labels, numbers and small accents</w:t>
+            </w:r>
+          </w:p>
+        </w:tc>
+      </w:tr>
+      <w:tr>
+        <w:trPr>
+          <w:cantSplit/>
+        </w:trPr>
+        <w:tc>
+          <w:tcPr>
+            <w:tcW w:type="dxa" w:w="2000"/>
+            <w:tcBorders>
+              <w:top w:val="single" w:color="D5DED8" w:sz="4"/>
+              <w:left w:val="single" w:color="D5DED8" w:sz="4"/>
+              <w:bottom w:val="single" w:color="D5DED8" w:sz="4"/>
+              <w:right w:val="single" w:color="D5DED8" w:sz="4"/>
+            </w:tcBorders>
+            <w:shd w:fill="FFFFFF" w:color="auto" w:val="clear"/>
+            <w:tcMar>
+              <w:top w:type="dxa" w:w="80"/>
+              <w:left w:type="dxa" w:w="120"/>
+              <w:bottom w:type="dxa" w:w="80"/>
+              <w:right w:type="dxa" w:w="120"/>
+            </w:tcMar>
+          </w:tcPr>
+          <w:p>
+            <w:pPr>
+              <w:spacing w:after="30" w:line="260"/>
+            </w:pPr>
+            <w:r>
+              <w:rPr>
+                <w:sz w:val="19"/>
+                <w:szCs w:val="19"/>
+              </w:rPr>
               <w:t xml:space="preserve">Layout</w:t>
             </w:r>
           </w:p>
@@ -8723,7 +8788,7 @@
               <w:bottom w:val="single" w:color="D5DED8" w:sz="4"/>
               <w:right w:val="single" w:color="D5DED8" w:sz="4"/>
             </w:tcBorders>
-            <w:shd w:fill="F6F8F7" w:color="auto" w:val="clear"/>
+            <w:shd w:fill="FFFFFF" w:color="auto" w:val="clear"/>
             <w:tcMar>
               <w:top w:type="dxa" w:w="80"/>
               <w:left w:type="dxa" w:w="120"/>

--- a/docs/Flokefama-Website-Guide.docx
+++ b/docs/Flokefama-Website-Guide.docx
@@ -889,7 +889,7 @@
                 <w:sz w:val="19"/>
                 <w:szCs w:val="19"/>
               </w:rPr>
-              <w:t xml:space="preserve">18 products in 5 categories, company content, events and news taken from the current site (bundled with the code until Sanity is connected)</w:t>
+              <w:t xml:space="preserve">All from the current flokefama.com: the original page wording, the full 92-product catalogue with photos, the 8 News, Blog &amp; Press articles in full, the event and the company brochure (bundled with the code until Sanity is connected)</w:t>
             </w:r>
           </w:p>
         </w:tc>
@@ -1898,7 +1898,7 @@
                 <w:sz w:val="19"/>
                 <w:szCs w:val="19"/>
               </w:rPr>
-              <w:t xml:space="preserve">New arrivals, category tabs and instant search over the catalogue</w:t>
+              <w:t xml:space="preserve">All 92 products from the current shop: new arrivals, five category tabs, instant search, and Explore Product Categories (the original shop categories with counts)</w:t>
             </w:r>
           </w:p>
         </w:tc>
@@ -1933,7 +1933,7 @@
                 <w:sz w:val="19"/>
                 <w:szCs w:val="19"/>
               </w:rPr>
-              <w:t xml:space="preserve">Product page</w:t>
+              <w:t xml:space="preserve">News article</w:t>
             </w:r>
           </w:p>
         </w:tc>
@@ -1965,7 +1965,7 @@
                 <w:sz w:val="19"/>
                 <w:szCs w:val="19"/>
               </w:rPr>
-              <w:t xml:space="preserve">/products/&lt;name&gt;</w:t>
+              <w:t xml:space="preserve">/news/&lt;name&gt;</w:t>
             </w:r>
           </w:p>
         </w:tc>
@@ -1995,7 +1995,7 @@
                 <w:sz w:val="19"/>
                 <w:szCs w:val="19"/>
               </w:rPr>
-              <w:t xml:space="preserve">Full specification sheet, highlights and a quote button. Opens as an overlay from the Shop; a full page when linked directly</w:t>
+              <w:t xml:space="preserve">The full text of each News, Blog &amp; Press post from the current site, with its images</w:t>
             </w:r>
           </w:p>
         </w:tc>
@@ -2030,7 +2030,7 @@
                 <w:sz w:val="19"/>
                 <w:szCs w:val="19"/>
               </w:rPr>
-              <w:t xml:space="preserve">ESG</w:t>
+              <w:t xml:space="preserve">Product page</w:t>
             </w:r>
           </w:p>
         </w:tc>
@@ -2062,7 +2062,7 @@
                 <w:sz w:val="19"/>
                 <w:szCs w:val="19"/>
               </w:rPr>
-              <w:t xml:space="preserve">/esg</w:t>
+              <w:t xml:space="preserve">/products/&lt;name&gt;</w:t>
             </w:r>
           </w:p>
         </w:tc>
@@ -2092,7 +2092,7 @@
                 <w:sz w:val="19"/>
                 <w:szCs w:val="19"/>
               </w:rPr>
-              <w:t xml:space="preserve">Environmental, Social &amp; Governance (written out in full at the top of the page): patient safety, community, education, governance and local industry</w:t>
+              <w:t xml:space="preserve">Original description and categories, key features from the Flokefama brochure where it lists the product, the brochure for download, and a quote button. Opens as an overlay from the Shop; a full page when linked directly</w:t>
             </w:r>
           </w:p>
         </w:tc>
@@ -2127,7 +2127,7 @@
                 <w:sz w:val="19"/>
                 <w:szCs w:val="19"/>
               </w:rPr>
-              <w:t xml:space="preserve">Contact</w:t>
+              <w:t xml:space="preserve">ESG</w:t>
             </w:r>
           </w:p>
         </w:tc>
@@ -2159,7 +2159,7 @@
                 <w:sz w:val="19"/>
                 <w:szCs w:val="19"/>
               </w:rPr>
-              <w:t xml:space="preserve">/contact</w:t>
+              <w:t xml:space="preserve">/esg</w:t>
             </w:r>
           </w:p>
         </w:tc>
@@ -2189,7 +2189,7 @@
                 <w:sz w:val="19"/>
                 <w:szCs w:val="19"/>
               </w:rPr>
-              <w:t xml:space="preserve">Phone, emails, message form, head office photo, Google map with directions, the six branches</w:t>
+              <w:t xml:space="preserve">Environmental, Social &amp; Governance (written out in full at the top of the page): patient safety, community, education, governance and local industry</w:t>
             </w:r>
           </w:p>
         </w:tc>
@@ -2224,7 +2224,7 @@
                 <w:sz w:val="19"/>
                 <w:szCs w:val="19"/>
               </w:rPr>
-              <w:t xml:space="preserve">Request a quote</w:t>
+              <w:t xml:space="preserve">Contact</w:t>
             </w:r>
           </w:p>
         </w:tc>
@@ -2256,7 +2256,7 @@
                 <w:sz w:val="19"/>
                 <w:szCs w:val="19"/>
               </w:rPr>
-              <w:t xml:space="preserve">/quote</w:t>
+              <w:t xml:space="preserve">/contact</w:t>
             </w:r>
           </w:p>
         </w:tc>
@@ -2286,7 +2286,7 @@
                 <w:sz w:val="19"/>
                 <w:szCs w:val="19"/>
               </w:rPr>
-              <w:t xml:space="preserve">Five-step procurement form for a quote or a demo</w:t>
+              <w:t xml:space="preserve">Phone, emails, message form, head office photo, Google map with directions, the six branches</w:t>
             </w:r>
           </w:p>
         </w:tc>
@@ -2321,7 +2321,7 @@
                 <w:sz w:val="19"/>
                 <w:szCs w:val="19"/>
               </w:rPr>
-              <w:t xml:space="preserve">Offline</w:t>
+              <w:t xml:space="preserve">Request a quote</w:t>
             </w:r>
           </w:p>
         </w:tc>
@@ -2353,6 +2353,103 @@
                 <w:sz w:val="19"/>
                 <w:szCs w:val="19"/>
               </w:rPr>
+              <w:t xml:space="preserve">/quote</w:t>
+            </w:r>
+          </w:p>
+        </w:tc>
+        <w:tc>
+          <w:tcPr>
+            <w:tcW w:type="dxa" w:w="5838"/>
+            <w:tcBorders>
+              <w:top w:val="single" w:color="D5DED8" w:sz="4"/>
+              <w:left w:val="single" w:color="D5DED8" w:sz="4"/>
+              <w:bottom w:val="single" w:color="D5DED8" w:sz="4"/>
+              <w:right w:val="single" w:color="D5DED8" w:sz="4"/>
+            </w:tcBorders>
+            <w:shd w:fill="FFFFFF" w:color="auto" w:val="clear"/>
+            <w:tcMar>
+              <w:top w:type="dxa" w:w="80"/>
+              <w:left w:type="dxa" w:w="120"/>
+              <w:bottom w:type="dxa" w:w="80"/>
+              <w:right w:type="dxa" w:w="120"/>
+            </w:tcMar>
+          </w:tcPr>
+          <w:p>
+            <w:pPr>
+              <w:spacing w:after="30" w:line="260"/>
+            </w:pPr>
+            <w:r>
+              <w:rPr>
+                <w:sz w:val="19"/>
+                <w:szCs w:val="19"/>
+              </w:rPr>
+              <w:t xml:space="preserve">Five-step procurement form for a quote or a demo</w:t>
+            </w:r>
+          </w:p>
+        </w:tc>
+      </w:tr>
+      <w:tr>
+        <w:trPr>
+          <w:cantSplit/>
+        </w:trPr>
+        <w:tc>
+          <w:tcPr>
+            <w:tcW w:type="dxa" w:w="1900"/>
+            <w:tcBorders>
+              <w:top w:val="single" w:color="D5DED8" w:sz="4"/>
+              <w:left w:val="single" w:color="D5DED8" w:sz="4"/>
+              <w:bottom w:val="single" w:color="D5DED8" w:sz="4"/>
+              <w:right w:val="single" w:color="D5DED8" w:sz="4"/>
+            </w:tcBorders>
+            <w:shd w:fill="F6F8F7" w:color="auto" w:val="clear"/>
+            <w:tcMar>
+              <w:top w:type="dxa" w:w="80"/>
+              <w:left w:type="dxa" w:w="120"/>
+              <w:bottom w:type="dxa" w:w="80"/>
+              <w:right w:type="dxa" w:w="120"/>
+            </w:tcMar>
+          </w:tcPr>
+          <w:p>
+            <w:pPr>
+              <w:spacing w:after="30" w:line="260"/>
+            </w:pPr>
+            <w:r>
+              <w:rPr>
+                <w:sz w:val="19"/>
+                <w:szCs w:val="19"/>
+              </w:rPr>
+              <w:t xml:space="preserve">Offline</w:t>
+            </w:r>
+          </w:p>
+        </w:tc>
+        <w:tc>
+          <w:tcPr>
+            <w:tcW w:type="dxa" w:w="1900"/>
+            <w:tcBorders>
+              <w:top w:val="single" w:color="D5DED8" w:sz="4"/>
+              <w:left w:val="single" w:color="D5DED8" w:sz="4"/>
+              <w:bottom w:val="single" w:color="D5DED8" w:sz="4"/>
+              <w:right w:val="single" w:color="D5DED8" w:sz="4"/>
+            </w:tcBorders>
+            <w:shd w:fill="F6F8F7" w:color="auto" w:val="clear"/>
+            <w:tcMar>
+              <w:top w:type="dxa" w:w="80"/>
+              <w:left w:type="dxa" w:w="120"/>
+              <w:bottom w:type="dxa" w:w="80"/>
+              <w:right w:type="dxa" w:w="120"/>
+            </w:tcMar>
+          </w:tcPr>
+          <w:p>
+            <w:pPr>
+              <w:spacing w:after="30" w:line="260"/>
+            </w:pPr>
+            <w:r>
+              <w:rPr>
+                <w:rFonts w:ascii="Consolas" w:cs="Consolas" w:eastAsia="Consolas" w:hAnsi="Consolas"/>
+                <w:color w:val="0F3520"/>
+                <w:sz w:val="19"/>
+                <w:szCs w:val="19"/>
+              </w:rPr>
               <w:t xml:space="preserve">/offline</w:t>
             </w:r>
           </w:p>
@@ -2366,7 +2463,7 @@
               <w:bottom w:val="single" w:color="D5DED8" w:sz="4"/>
               <w:right w:val="single" w:color="D5DED8" w:sz="4"/>
             </w:tcBorders>
-            <w:shd w:fill="FFFFFF" w:color="auto" w:val="clear"/>
+            <w:shd w:fill="F6F8F7" w:color="auto" w:val="clear"/>
             <w:tcMar>
               <w:top w:type="dxa" w:w="80"/>
               <w:left w:type="dxa" w:w="120"/>
@@ -2570,7 +2667,20 @@
         <w:spacing w:after="80" w:line="290"/>
       </w:pPr>
       <w:r>
-        <w:t xml:space="preserve">Specifications are marked as indicative until they have been checked against the manufacturer’s datasheet.</w:t>
+        <w:t xml:space="preserve">Every product carries its original description and photo from the current site. Where the Flokefama brochure lists a product (BC-5150, BC-20s, BC-30s, BA-88A, DCR-2000), its key features are shown and labelled as from the brochure. Full specifications are sent on request.</w:t>
+      </w:r>
+    </w:p>
+    <w:p>
+      <w:pPr>
+        <w:pStyle w:val="ListParagraph"/>
+        <w:numPr>
+          <w:ilvl w:val="0"/>
+          <w:numId w:val="3"/>
+        </w:numPr>
+        <w:spacing w:after="80" w:line="290"/>
+      </w:pPr>
+      <w:r>
+        <w:t xml:space="preserve">Explore Product Categories lists the original shop categories with their product counts; each one filters the catalogue to exactly those products.</w:t>
       </w:r>
     </w:p>
     <w:p>
@@ -7342,7 +7452,7 @@
                 <w:sz w:val="19"/>
                 <w:szCs w:val="19"/>
               </w:rPr>
-              <w:t xml:space="preserve">Products and categories</w:t>
+              <w:t xml:space="preserve">Products</w:t>
             </w:r>
           </w:p>
         </w:tc>
@@ -7374,7 +7484,23 @@
                 <w:sz w:val="19"/>
                 <w:szCs w:val="19"/>
               </w:rPr>
-              <w:t xml:space="preserve">src/data/seed.ts</w:t>
+              <w:t xml:space="preserve">src/data/catalogue.ts</w:t>
+            </w:r>
+            <w:r>
+              <w:rPr>
+                <w:sz w:val="19"/>
+                <w:szCs w:val="19"/>
+              </w:rPr>
+              <w:t xml:space="preserve">, generated from the current shop by </w:t>
+            </w:r>
+            <w:r>
+              <w:rPr>
+                <w:rFonts w:ascii="Consolas" w:cs="Consolas" w:eastAsia="Consolas" w:hAnsi="Consolas"/>
+                <w:color w:val="0F3520"/>
+                <w:sz w:val="19"/>
+                <w:szCs w:val="19"/>
+              </w:rPr>
+              <w:t xml:space="preserve">scripts/content-import/</w:t>
             </w:r>
           </w:p>
         </w:tc>
@@ -7439,7 +7565,7 @@
                 <w:sz w:val="19"/>
                 <w:szCs w:val="19"/>
               </w:rPr>
-              <w:t xml:space="preserve">Headline figures and milestones</w:t>
+              <w:t xml:space="preserve">News, Blog &amp; Press articles</w:t>
             </w:r>
           </w:p>
         </w:tc>
@@ -7471,7 +7597,23 @@
                 <w:sz w:val="19"/>
                 <w:szCs w:val="19"/>
               </w:rPr>
-              <w:t xml:space="preserve">src/data/seed.ts</w:t>
+              <w:t xml:space="preserve">src/data/articles.ts</w:t>
+            </w:r>
+            <w:r>
+              <w:rPr>
+                <w:sz w:val="19"/>
+                <w:szCs w:val="19"/>
+              </w:rPr>
+              <w:t xml:space="preserve">, generated from the current site by </w:t>
+            </w:r>
+            <w:r>
+              <w:rPr>
+                <w:rFonts w:ascii="Consolas" w:cs="Consolas" w:eastAsia="Consolas" w:hAnsi="Consolas"/>
+                <w:color w:val="0F3520"/>
+                <w:sz w:val="19"/>
+                <w:szCs w:val="19"/>
+              </w:rPr>
+              <w:t xml:space="preserve">scripts/content-import/</w:t>
             </w:r>
           </w:p>
         </w:tc>
@@ -7501,7 +7643,7 @@
                 <w:sz w:val="19"/>
                 <w:szCs w:val="19"/>
               </w:rPr>
-              <w:t xml:space="preserve">Sanity Studio</w:t>
+              <w:t xml:space="preserve">Generated file (can move to Sanity later)</w:t>
             </w:r>
           </w:p>
         </w:tc>
@@ -7536,7 +7678,7 @@
                 <w:sz w:val="19"/>
                 <w:szCs w:val="19"/>
               </w:rPr>
-              <w:t xml:space="preserve">Events (with optional image), news, testimonials, awards</w:t>
+              <w:t xml:space="preserve">Headline figures and milestones</w:t>
             </w:r>
           </w:p>
         </w:tc>
@@ -7598,7 +7740,7 @@
                 <w:sz w:val="19"/>
                 <w:szCs w:val="19"/>
               </w:rPr>
-              <w:t xml:space="preserve">Seed file (can move to Sanity later)</w:t>
+              <w:t xml:space="preserve">Sanity Studio</w:t>
             </w:r>
           </w:p>
         </w:tc>
@@ -7633,7 +7775,7 @@
                 <w:sz w:val="19"/>
                 <w:szCs w:val="19"/>
               </w:rPr>
-              <w:t xml:space="preserve">Contact details and branches</w:t>
+              <w:t xml:space="preserve">Events (with optional image), testimonials, awards, page wording</w:t>
             </w:r>
           </w:p>
         </w:tc>
@@ -7667,6 +7809,13 @@
               </w:rPr>
               <w:t xml:space="preserve">src/data/seed.ts</w:t>
             </w:r>
+            <w:r>
+              <w:rPr>
+                <w:sz w:val="19"/>
+                <w:szCs w:val="19"/>
+              </w:rPr>
+              <w:t xml:space="preserve"> and the page files</w:t>
+            </w:r>
           </w:p>
         </w:tc>
         <w:tc>
@@ -7695,7 +7844,7 @@
                 <w:sz w:val="19"/>
                 <w:szCs w:val="19"/>
               </w:rPr>
-              <w:t xml:space="preserve">Seed file</w:t>
+              <w:t xml:space="preserve">Seed file (can move to Sanity later)</w:t>
             </w:r>
           </w:p>
         </w:tc>
@@ -7730,7 +7879,7 @@
                 <w:sz w:val="19"/>
                 <w:szCs w:val="19"/>
               </w:rPr>
-              <w:t xml:space="preserve">Images</w:t>
+              <w:t xml:space="preserve">Contact details and branches</w:t>
             </w:r>
           </w:p>
         </w:tc>
@@ -7762,6 +7911,103 @@
                 <w:sz w:val="19"/>
                 <w:szCs w:val="19"/>
               </w:rPr>
+              <w:t xml:space="preserve">src/data/seed.ts</w:t>
+            </w:r>
+          </w:p>
+        </w:tc>
+        <w:tc>
+          <w:tcPr>
+            <w:tcW w:type="dxa" w:w="3338"/>
+            <w:tcBorders>
+              <w:top w:val="single" w:color="D5DED8" w:sz="4"/>
+              <w:left w:val="single" w:color="D5DED8" w:sz="4"/>
+              <w:bottom w:val="single" w:color="D5DED8" w:sz="4"/>
+              <w:right w:val="single" w:color="D5DED8" w:sz="4"/>
+            </w:tcBorders>
+            <w:shd w:fill="FFFFFF" w:color="auto" w:val="clear"/>
+            <w:tcMar>
+              <w:top w:type="dxa" w:w="80"/>
+              <w:left w:type="dxa" w:w="120"/>
+              <w:bottom w:type="dxa" w:w="80"/>
+              <w:right w:type="dxa" w:w="120"/>
+            </w:tcMar>
+          </w:tcPr>
+          <w:p>
+            <w:pPr>
+              <w:spacing w:after="30" w:line="260"/>
+            </w:pPr>
+            <w:r>
+              <w:rPr>
+                <w:sz w:val="19"/>
+                <w:szCs w:val="19"/>
+              </w:rPr>
+              <w:t xml:space="preserve">Seed file</w:t>
+            </w:r>
+          </w:p>
+        </w:tc>
+      </w:tr>
+      <w:tr>
+        <w:trPr>
+          <w:cantSplit/>
+        </w:trPr>
+        <w:tc>
+          <w:tcPr>
+            <w:tcW w:type="dxa" w:w="3300"/>
+            <w:tcBorders>
+              <w:top w:val="single" w:color="D5DED8" w:sz="4"/>
+              <w:left w:val="single" w:color="D5DED8" w:sz="4"/>
+              <w:bottom w:val="single" w:color="D5DED8" w:sz="4"/>
+              <w:right w:val="single" w:color="D5DED8" w:sz="4"/>
+            </w:tcBorders>
+            <w:shd w:fill="F6F8F7" w:color="auto" w:val="clear"/>
+            <w:tcMar>
+              <w:top w:type="dxa" w:w="80"/>
+              <w:left w:type="dxa" w:w="120"/>
+              <w:bottom w:type="dxa" w:w="80"/>
+              <w:right w:type="dxa" w:w="120"/>
+            </w:tcMar>
+          </w:tcPr>
+          <w:p>
+            <w:pPr>
+              <w:spacing w:after="30" w:line="260"/>
+            </w:pPr>
+            <w:r>
+              <w:rPr>
+                <w:sz w:val="19"/>
+                <w:szCs w:val="19"/>
+              </w:rPr>
+              <w:t xml:space="preserve">Images</w:t>
+            </w:r>
+          </w:p>
+        </w:tc>
+        <w:tc>
+          <w:tcPr>
+            <w:tcW w:type="dxa" w:w="3000"/>
+            <w:tcBorders>
+              <w:top w:val="single" w:color="D5DED8" w:sz="4"/>
+              <w:left w:val="single" w:color="D5DED8" w:sz="4"/>
+              <w:bottom w:val="single" w:color="D5DED8" w:sz="4"/>
+              <w:right w:val="single" w:color="D5DED8" w:sz="4"/>
+            </w:tcBorders>
+            <w:shd w:fill="F6F8F7" w:color="auto" w:val="clear"/>
+            <w:tcMar>
+              <w:top w:type="dxa" w:w="80"/>
+              <w:left w:type="dxa" w:w="120"/>
+              <w:bottom w:type="dxa" w:w="80"/>
+              <w:right w:type="dxa" w:w="120"/>
+            </w:tcMar>
+          </w:tcPr>
+          <w:p>
+            <w:pPr>
+              <w:spacing w:after="30" w:line="260"/>
+            </w:pPr>
+            <w:r>
+              <w:rPr>
+                <w:rFonts w:ascii="Consolas" w:cs="Consolas" w:eastAsia="Consolas" w:hAnsi="Consolas"/>
+                <w:color w:val="0F3520"/>
+                <w:sz w:val="19"/>
+                <w:szCs w:val="19"/>
+              </w:rPr>
               <w:t xml:space="preserve">public/images/</w:t>
             </w:r>
             <w:r>
@@ -7782,7 +8028,7 @@
               <w:bottom w:val="single" w:color="D5DED8" w:sz="4"/>
               <w:right w:val="single" w:color="D5DED8" w:sz="4"/>
             </w:tcBorders>
-            <w:shd w:fill="FFFFFF" w:color="auto" w:val="clear"/>
+            <w:shd w:fill="F6F8F7" w:color="auto" w:val="clear"/>
             <w:tcMar>
               <w:top w:type="dxa" w:w="80"/>
               <w:left w:type="dxa" w:w="120"/>
@@ -7827,10 +8073,35 @@
           <w:b/>
           <w:bCs/>
         </w:rPr>
-        <w:t xml:space="preserve">No invented facts.</w:t>
-      </w:r>
-      <w:r>
-        <w:t xml:space="preserve"> Figures, events, services and testimonials come from Flokefama’s own published material.</w:t>
+        <w:t xml:space="preserve">All content comes from the current flokefama.com</w:t>
+      </w:r>
+      <w:r>
+        <w:t xml:space="preserve"> (and its brochure): page text in its original wording, figures, events, services, testimonials, the catalogue and the articles. No invented facts.</w:t>
+      </w:r>
+    </w:p>
+    <w:p>
+      <w:pPr>
+        <w:pStyle w:val="ListParagraph"/>
+        <w:numPr>
+          <w:ilvl w:val="0"/>
+          <w:numId w:val="3"/>
+        </w:numPr>
+        <w:spacing w:after="80" w:line="290"/>
+      </w:pPr>
+      <w:r>
+        <w:t xml:space="preserve">To refresh the catalogue and articles from the current site, run the three scripts in </w:t>
+      </w:r>
+      <w:r>
+        <w:rPr>
+          <w:rFonts w:ascii="Consolas" w:cs="Consolas" w:eastAsia="Consolas" w:hAnsi="Consolas"/>
+          <w:color w:val="0F3520"/>
+          <w:sz w:val="19"/>
+          <w:szCs w:val="19"/>
+        </w:rPr>
+        <w:t xml:space="preserve">scripts/content-import/</w:t>
+      </w:r>
+      <w:r>
+        <w:t xml:space="preserve"> (they only read the site).</w:t>
       </w:r>
     </w:p>
     <w:p>
@@ -8450,7 +8721,7 @@
                 <w:sz w:val="19"/>
                 <w:szCs w:val="19"/>
               </w:rPr>
-              <w:t xml:space="preserve">Rule</w:t>
+              <w:t xml:space="preserve">Brand green</w:t>
             </w:r>
           </w:p>
         </w:tc>
@@ -8480,7 +8751,7 @@
                 <w:sz w:val="19"/>
                 <w:szCs w:val="19"/>
               </w:rPr>
-              <w:t xml:space="preserve">Every colour comes from the logo: its green #00703A, its red #ED1C24 and white, plus lighter tints and deeper shades of the same green. The logo has no black or grey, so neither does the site</w:t>
+              <w:t xml:space="preserve">#257847 with a scale from #EEF7F1 (tint) to #134228 (deep). Deep green gradients for the home hero and the service panel</w:t>
             </w:r>
           </w:p>
         </w:tc>
@@ -8515,7 +8786,7 @@
                 <w:sz w:val="19"/>
                 <w:szCs w:val="19"/>
               </w:rPr>
-              <w:t xml:space="preserve">Brand green</w:t>
+              <w:t xml:space="preserve">Signal red</w:t>
             </w:r>
           </w:p>
         </w:tc>
@@ -8545,7 +8816,7 @@
                 <w:sz w:val="19"/>
                 <w:szCs w:val="19"/>
               </w:rPr>
-              <w:t xml:space="preserve">#00703A (the logo green) for buttons, links and highlights, with tints from #EBF6F0 and shades to #004D28. Deep logo-green gradients for the home hero and the service panel</w:t>
+              <w:t xml:space="preserve">#E4283C, used sparingly (alerts, the logo dot)</w:t>
             </w:r>
           </w:p>
         </w:tc>
@@ -8580,7 +8851,7 @@
                 <w:sz w:val="19"/>
                 <w:szCs w:val="19"/>
               </w:rPr>
-              <w:t xml:space="preserve">Logo red</w:t>
+              <w:t xml:space="preserve">Neutrals</w:t>
             </w:r>
           </w:p>
         </w:tc>
@@ -8610,7 +8881,7 @@
                 <w:sz w:val="19"/>
                 <w:szCs w:val="19"/>
               </w:rPr>
-              <w:t xml:space="preserve">#ED1C24, used sparingly (alerts, critical states, the logo dot)</w:t>
+              <w:t xml:space="preserve">Ink #0B1510 for text and dark surfaces (menu bar, footer, page headers, portal sidebars), near-white canvas #F8F9FA, white paper, soft greys for lines and muted text. No blue or purple anywhere</w:t>
             </w:r>
           </w:p>
         </w:tc>
@@ -8645,7 +8916,7 @@
                 <w:sz w:val="19"/>
                 <w:szCs w:val="19"/>
               </w:rPr>
-              <w:t xml:space="preserve">Dark surfaces and text</w:t>
+              <w:t xml:space="preserve">Typefaces</w:t>
             </w:r>
           </w:p>
         </w:tc>
@@ -8675,7 +8946,7 @@
                 <w:sz w:val="19"/>
                 <w:szCs w:val="19"/>
               </w:rPr>
-              <w:t xml:space="preserve">Dark areas (menu bar, footer, page headers, portal sidebars, engineer portal) are deep logo greens from #003D20. Text is a very dark logo green (#062C19). Light backgrounds are white with a faint logo-green tint. No blue or purple anywhere</w:t>
+              <w:t xml:space="preserve">Poppins for headings and text; Geist Sans for labels, numbers and small accents</w:t>
             </w:r>
           </w:p>
         </w:tc>
@@ -8710,7 +8981,7 @@
                 <w:sz w:val="19"/>
                 <w:szCs w:val="19"/>
               </w:rPr>
-              <w:t xml:space="preserve">Typefaces</w:t>
+              <w:t xml:space="preserve">Layout</w:t>
             </w:r>
           </w:p>
         </w:tc>
@@ -8724,71 +8995,6 @@
               <w:right w:val="single" w:color="D5DED8" w:sz="4"/>
             </w:tcBorders>
             <w:shd w:fill="F6F8F7" w:color="auto" w:val="clear"/>
-            <w:tcMar>
-              <w:top w:type="dxa" w:w="80"/>
-              <w:left w:type="dxa" w:w="120"/>
-              <w:bottom w:type="dxa" w:w="80"/>
-              <w:right w:type="dxa" w:w="120"/>
-            </w:tcMar>
-          </w:tcPr>
-          <w:p>
-            <w:pPr>
-              <w:spacing w:after="30" w:line="260"/>
-            </w:pPr>
-            <w:r>
-              <w:rPr>
-                <w:sz w:val="19"/>
-                <w:szCs w:val="19"/>
-              </w:rPr>
-              <w:t xml:space="preserve">Poppins for headings and text; Geist Sans for labels, numbers and small accents</w:t>
-            </w:r>
-          </w:p>
-        </w:tc>
-      </w:tr>
-      <w:tr>
-        <w:trPr>
-          <w:cantSplit/>
-        </w:trPr>
-        <w:tc>
-          <w:tcPr>
-            <w:tcW w:type="dxa" w:w="2000"/>
-            <w:tcBorders>
-              <w:top w:val="single" w:color="D5DED8" w:sz="4"/>
-              <w:left w:val="single" w:color="D5DED8" w:sz="4"/>
-              <w:bottom w:val="single" w:color="D5DED8" w:sz="4"/>
-              <w:right w:val="single" w:color="D5DED8" w:sz="4"/>
-            </w:tcBorders>
-            <w:shd w:fill="FFFFFF" w:color="auto" w:val="clear"/>
-            <w:tcMar>
-              <w:top w:type="dxa" w:w="80"/>
-              <w:left w:type="dxa" w:w="120"/>
-              <w:bottom w:type="dxa" w:w="80"/>
-              <w:right w:type="dxa" w:w="120"/>
-            </w:tcMar>
-          </w:tcPr>
-          <w:p>
-            <w:pPr>
-              <w:spacing w:after="30" w:line="260"/>
-            </w:pPr>
-            <w:r>
-              <w:rPr>
-                <w:sz w:val="19"/>
-                <w:szCs w:val="19"/>
-              </w:rPr>
-              <w:t xml:space="preserve">Layout</w:t>
-            </w:r>
-          </w:p>
-        </w:tc>
-        <w:tc>
-          <w:tcPr>
-            <w:tcW w:type="dxa" w:w="7638"/>
-            <w:tcBorders>
-              <w:top w:val="single" w:color="D5DED8" w:sz="4"/>
-              <w:left w:val="single" w:color="D5DED8" w:sz="4"/>
-              <w:bottom w:val="single" w:color="D5DED8" w:sz="4"/>
-              <w:right w:val="single" w:color="D5DED8" w:sz="4"/>
-            </w:tcBorders>
-            <w:shd w:fill="FFFFFF" w:color="auto" w:val="clear"/>
             <w:tcMar>
               <w:top w:type="dxa" w:w="80"/>
               <w:left w:type="dxa" w:w="120"/>
@@ -10854,7 +11060,20 @@
         <w:spacing w:after="80" w:line="290"/>
       </w:pPr>
       <w:r>
-        <w:t xml:space="preserve">A web-sized copy of the company brochure, if it should be offered for download.</w:t>
+        <w:t xml:space="preserve">Confirmation that the figures on the current site may be shown together: 700+ hospitals and laboratories served (home) and 56 satisfied clients and 17 years (About) come from different pages.</w:t>
+      </w:r>
+    </w:p>
+    <w:p>
+      <w:pPr>
+        <w:pStyle w:val="ListParagraph"/>
+        <w:numPr>
+          <w:ilvl w:val="0"/>
+          <w:numId w:val="3"/>
+        </w:numPr>
+        <w:spacing w:after="80" w:line="290"/>
+      </w:pPr>
+      <w:r>
+        <w:t xml:space="preserve">Product photos and descriptions as published on the current shop (many descriptions use the same general sentence; real photography and specifications are recommended).</w:t>
       </w:r>
     </w:p>
     <w:p>
